--- a/sba_application/15_valuation_2026-07-20/Refuge Hospice - Preliminary Information for FMV Evaluation.docx
+++ b/sba_application/15_valuation_2026-07-20/Refuge Hospice - Preliminary Information for FMV Evaluation.docx
@@ -413,7 +413,7 @@
               <w:rPr>
                 <w:sz w:val="19"/>
               </w:rPr>
-              <w:t>A9167</w:t>
+              <w:t>A91679</w:t>
             </w:r>
           </w:p>
         </w:tc>
@@ -588,7 +588,7 @@
           <w:i w:val="0"/>
           <w:sz w:val="21"/>
         </w:rPr>
-        <w:t>On 7/3/2026 the sellers provided a CMS reactivation approval letter and confirmation email, both dated 3/23/2026, described as "official confirmation from CMS ... for the reactivation of our PTAN and billing privileges." This indicates the PTAN was not continuously active for Medicare billing between the 1/8/2024 certification date and the March 2026 reactivation - it was reactivated only a few months before this sale process began. The reason for the deactivation is not stated in the correspondence on file and should be confirmed directly with the sellers (common causes include a lapsed revalidation cycle or a period of non-billing; either should be verifiable from the CMS letter itself). This is relevant to valuation because it bears on how long the license has actually been billing-capable versus simply certified.</w:t>
+        <w:t>On 7/3/2026 the sellers provided a CMS reactivation approval letter and confirmation email, both dated 3/20/2026, described as "official confirmation from CMS ... for the reactivation of our PTAN and billing privileges." This indicates the PTAN was not continuously active for Medicare billing between the 1/8/2024 certification date and the March 2026 reactivation - it was reactivated only a few months before this sale process began. The reason for the deactivation is not stated in the correspondence on file and should be confirmed directly with the sellers (common causes include a lapsed revalidation cycle or a period of non-billing; either should be verifiable from the CMS letter itself). This is relevant to valuation because it bears on how long the license has actually been billing-capable versus simply certified.</w:t>
       </w:r>
     </w:p>
     <w:p>
@@ -826,7 +826,7 @@
               <w:rPr>
                 <w:sz w:val="19"/>
               </w:rPr>
-              <w:t>Approximately $258,489 due 1/15/2027, the first date past the 36-month rule, concurrent with the remaining 51% transfer</w:t>
+              <w:t>Approximately $258,489.46 due 1/15/2027, the first date past the 36-month rule, concurrent with the remaining 51% transfer</w:t>
             </w:r>
           </w:p>
         </w:tc>
@@ -925,7 +925,7 @@
         <w:rPr>
           <w:sz w:val="21"/>
         </w:rPr>
-        <w:t>The sellers' CCN/PTAN reactivation letter and CMS confirmation email (3/23/2026)</w:t>
+        <w:t>The sellers' CCN/PTAN reactivation letter and CMS confirmation email (3/20/2026)</w:t>
       </w:r>
     </w:p>
     <w:p>
